--- a/projects/valuepickr-open-screen/docs/Carysil.docx
+++ b/projects/valuepickr-open-screen/docs/Carysil.docx
@@ -3319,6 +3319,187 @@
           <w:szCs w:val="18"/>
         </w:rPr>
         <w:t xml:space="preserve">This is independent research and analysis for informational purposes only, not personalized financial or investment advice. Past multi-bagger performance and forum/social sentiment are not indicators of future returns. Do your own due diligence before investing.</w:t>
+      </w:r>
+    </w:p>
+    <w:p/>
+    <w:p>
+      <w:r>
+        <w:rPr>
+          <w:b/>
+          <w:sz w:val="28"/>
+        </w:rPr>
+        <w:t>🔄 RESEARCH UPDATE - 2026-10-05</w:t>
+      </w:r>
+    </w:p>
+    <w:p>
+      <w:r>
+        <w:rPr>
+          <w:b/>
+        </w:rPr>
+        <w:t>📊 Key Metrics:</w:t>
+      </w:r>
+    </w:p>
+    <w:p>
+      <w:pPr>
+        <w:ind w:left="360"/>
+      </w:pPr>
+      <w:r>
+        <w:t xml:space="preserve">  • Company: Carysil (earlier Acrysil) Ltd</w:t>
+      </w:r>
+    </w:p>
+    <w:p>
+      <w:pPr>
+        <w:ind w:left="360"/>
+      </w:pPr>
+      <w:r>
+        <w:t xml:space="preserve">  • Conviction: Not rated</w:t>
+      </w:r>
+    </w:p>
+    <w:p>
+      <w:pPr>
+        <w:ind w:left="360"/>
+      </w:pPr>
+      <w:r>
+        <w:t xml:space="preserve">  • Thesis: neither</w:t>
+      </w:r>
+    </w:p>
+    <w:p>
+      <w:pPr>
+        <w:ind w:left="360"/>
+      </w:pPr>
+      <w:r>
+        <w:t xml:space="preserve">  • 4-Box Score: 3.5</w:t>
+      </w:r>
+    </w:p>
+    <w:p>
+      <w:pPr>
+        <w:ind w:left="360"/>
+      </w:pPr>
+      <w:r>
+        <w:t xml:space="preserve">  • Research Date: 2026-09-14</w:t>
+      </w:r>
+    </w:p>
+    <w:p>
+      <w:pPr>
+        <w:ind w:left="360"/>
+      </w:pPr>
+      <w:r>
+        <w:t xml:space="preserve">  • Red Flag: None</w:t>
+      </w:r>
+    </w:p>
+    <w:p/>
+    <w:p>
+      <w:r>
+        <w:rPr>
+          <w:b/>
+        </w:rPr>
+        <w:t>📝 Verdict:</w:t>
+      </w:r>
+    </w:p>
+    <w:p>
+      <w:pPr>
+        <w:ind w:left="360"/>
+      </w:pPr>
+      <w:r>
+        <w:t>Genuine China+1 beneficiary in global kitchen sinks with a now-broader customer base (Home Depot/Lowe's/Howdens/Amazon US alongside Karran/GROHE/IKEA), a full fiscal year of real margin expansion (FY26 EBITDA margin +256bps to 19.9%, Q1 FY27 21.2%) and simultaneous growth-capex-plus-deleveraging - but a full ~31x trailing P/E and management's own 15% growth guide still don't support a literal 10x/100x return case. Conviction reaffirmed Medium-High, thesis_fit 'neither'.</w:t>
+      </w:r>
+    </w:p>
+    <w:p/>
+    <w:p>
+      <w:r>
+        <w:rPr>
+          <w:b/>
+        </w:rPr>
+        <w:t>📈 Bull Case:</w:t>
+      </w:r>
+    </w:p>
+    <w:p>
+      <w:pPr>
+        <w:ind w:left="360"/>
+      </w:pPr>
+      <w:r>
+        <w:t>Genuine, explicit China+1 beneficiary with a now-broader customer base: sole supplier to Karran (150k units/yr LT deal) and GROHE, targeting 70-75% of IKEA's non-US quartz sink business (from ~25%), plus an extended Home Depot partnership and new Lowe's/Howdens UK/Hafele/Amazon USA relationships disclosed in Q1 FY27</w:t>
+      </w:r>
+    </w:p>
+    <w:p>
+      <w:pPr>
+        <w:ind w:left="360"/>
+      </w:pPr>
+      <w:r>
+        <w:t>Margin expansion has now held for a full fiscal year, not just one quarter: FY26 EBITDA margin 19.9% (+256bps YoY), Q1 FY27 21.2% (+175bps YoY, above the upper band of 18-20% FY27 guidance)</w:t>
+      </w:r>
+    </w:p>
+    <w:p>
+      <w:pPr>
+        <w:ind w:left="360"/>
+      </w:pPr>
+      <w:r>
+        <w:t>PAT growing well ahead of revenue every quarter reported (FY26 full year +54%, Q1 FY27 +37.7%) - genuine, sustained operating leverage</w:t>
+      </w:r>
+    </w:p>
+    <w:p>
+      <w:pPr>
+        <w:ind w:left="360"/>
+      </w:pPr>
+      <w:r>
+        <w:t>Growth capex and deleveraging happening simultaneously: ~Rs 80-90 Cr/year multi-line capex funded mostly internally while net D/E fell to ~33% and finance costs dropped 15.8% YoY; management targets debt-free by 2030</w:t>
+      </w:r>
+    </w:p>
+    <w:p>
+      <w:pPr>
+        <w:ind w:left="360"/>
+      </w:pPr>
+      <w:r>
+        <w:t>Screener 10-yr table shows a real Coffee-Can persistence record: 8 of 11 fiscal years cleared both &gt;=10% revenue growth and &gt;=15% ROCE</w:t>
+      </w:r>
+    </w:p>
+    <w:p/>
+    <w:p>
+      <w:r>
+        <w:rPr>
+          <w:b/>
+        </w:rPr>
+        <w:t>📉 Bear Case:</w:t>
+      </w:r>
+    </w:p>
+    <w:p>
+      <w:pPr>
+        <w:ind w:left="360"/>
+      </w:pPr>
+      <w:r>
+        <w:t>B2B/contract-manufacturer-like economics questioned by the community despite 'sole supplier' framing - 60+ day receivables and high working-capital days suggest limited pricing leverage over large customers; not independently re-verified with fresh filings this pass</w:t>
+      </w:r>
+    </w:p>
+    <w:p>
+      <w:pPr>
+        <w:ind w:left="360"/>
+      </w:pPr>
+      <w:r>
+        <w:t>Utilisation is running very hot (94% SS, 80% quartz) - management itself describes the factory as 'under stress'; the quartz capacity add (1.0m-&gt;1.25m units) must commission on schedule by end FY27 or growth stalls</w:t>
+      </w:r>
+    </w:p>
+    <w:p>
+      <w:pPr>
+        <w:ind w:left="360"/>
+      </w:pPr>
+      <w:r>
+        <w:t>A further 150,000-unit quartz capacity expansion (beyond the 1.25m already funded) was previously deferred pending the US tariff situation - not addressed again in the Q1 FY27 commentary reviewed, so still an open, live risk</w:t>
+      </w:r>
+    </w:p>
+    <w:p>
+      <w:pPr>
+        <w:ind w:left="360"/>
+      </w:pPr>
+      <w:r>
+        <w:t>Valuation remains full (~30.7x trailing P/E) - not obviously cheap for 15% guided revenue growth even after a strong FY26</w:t>
+      </w:r>
+    </w:p>
+    <w:p>
+      <w:pPr>
+        <w:ind w:left="360"/>
+      </w:pPr>
+      <w:r>
+        <w:t>Management's own guidance (15% revenue growth, 18-20% EBITDA margin) implies a strong compounder, not a literal 10x-in-2-3-years or 100x-in-10-years trajectory at the current ~Rs 3,000-3,050 Cr market cap</w:t>
       </w:r>
     </w:p>
     <w:sectPr>
